--- a/Weekly Reports/Weekly_Report_Week4.docx
+++ b/Weekly Reports/Weekly_Report_Week4.docx
@@ -6,11 +6,15 @@
       <w:pPr>
         <w:spacing w:after="120"/>
         <w:jc w:val="center"/>
+        <w:rPr>
+          <w:color w:val="000000" w:themeColor="text1"/>
+        </w:rPr>
       </w:pPr>
       <w:r>
         <w:rPr>
           <w:b/>
           <w:bCs/>
+          <w:color w:val="000000" w:themeColor="text1"/>
           <w:sz w:val="28"/>
           <w:szCs w:val="28"/>
         </w:rPr>
@@ -21,16 +25,28 @@
       <w:pPr>
         <w:spacing w:after="60"/>
         <w:jc w:val="center"/>
-      </w:pPr>
-      <w:r>
+        <w:rPr>
+          <w:color w:val="000000" w:themeColor="text1"/>
+        </w:rPr>
+      </w:pPr>
+      <w:r>
+        <w:rPr>
+          <w:color w:val="000000" w:themeColor="text1"/>
+        </w:rPr>
         <w:t>Opp. Science city, Sola-</w:t>
       </w:r>
       <w:proofErr w:type="spellStart"/>
       <w:r>
+        <w:rPr>
+          <w:color w:val="000000" w:themeColor="text1"/>
+        </w:rPr>
         <w:t>Bhadaj</w:t>
       </w:r>
       <w:proofErr w:type="spellEnd"/>
       <w:r>
+        <w:rPr>
+          <w:color w:val="000000" w:themeColor="text1"/>
+        </w:rPr>
         <w:t xml:space="preserve"> Road, Ahmedabad, Gujarat 380060</w:t>
       </w:r>
     </w:p>
@@ -38,8 +54,14 @@
       <w:pPr>
         <w:spacing w:after="240"/>
         <w:jc w:val="center"/>
-      </w:pPr>
-      <w:r>
+        <w:rPr>
+          <w:color w:val="000000" w:themeColor="text1"/>
+        </w:rPr>
+      </w:pPr>
+      <w:r>
+        <w:rPr>
+          <w:color w:val="000000" w:themeColor="text1"/>
+        </w:rPr>
         <w:t>Ph: 079 67129000 | Website: www.sal.edu.in</w:t>
       </w:r>
     </w:p>
@@ -49,17 +71,24 @@
           <w:bottom w:val="single" w:sz="6" w:space="1" w:color="000000"/>
         </w:pBdr>
         <w:spacing w:after="240"/>
+        <w:rPr>
+          <w:color w:val="000000" w:themeColor="text1"/>
+        </w:rPr>
       </w:pPr>
     </w:p>
     <w:p>
       <w:pPr>
         <w:spacing w:after="300"/>
         <w:jc w:val="center"/>
+        <w:rPr>
+          <w:color w:val="000000" w:themeColor="text1"/>
+        </w:rPr>
       </w:pPr>
       <w:r>
         <w:rPr>
           <w:b/>
           <w:bCs/>
+          <w:color w:val="000000" w:themeColor="text1"/>
           <w:sz w:val="32"/>
           <w:szCs w:val="32"/>
           <w:u w:val="single"/>
@@ -106,10 +135,16 @@
             </w:tcMar>
           </w:tcPr>
           <w:p>
+            <w:pPr>
+              <w:rPr>
+                <w:color w:val="000000" w:themeColor="text1"/>
+              </w:rPr>
+            </w:pPr>
             <w:r>
               <w:rPr>
                 <w:b/>
                 <w:bCs/>
+                <w:color w:val="000000" w:themeColor="text1"/>
               </w:rPr>
               <w:t>Student Name:</w:t>
             </w:r>
@@ -132,7 +167,15 @@
             </w:tcMar>
           </w:tcPr>
           <w:p>
+            <w:pPr>
+              <w:rPr>
+                <w:color w:val="000000" w:themeColor="text1"/>
+              </w:rPr>
+            </w:pPr>
             <w:r>
+              <w:rPr>
+                <w:color w:val="000000" w:themeColor="text1"/>
+              </w:rPr>
               <w:t>Jainil Gupta</w:t>
             </w:r>
           </w:p>
@@ -156,11 +199,17 @@
             </w:tcMar>
           </w:tcPr>
           <w:p>
+            <w:pPr>
+              <w:rPr>
+                <w:color w:val="000000" w:themeColor="text1"/>
+              </w:rPr>
+            </w:pPr>
             <w:proofErr w:type="spellStart"/>
             <w:r>
               <w:rPr>
                 <w:b/>
                 <w:bCs/>
+                <w:color w:val="000000" w:themeColor="text1"/>
               </w:rPr>
               <w:t>Enrollment</w:t>
             </w:r>
@@ -169,6 +218,7 @@
               <w:rPr>
                 <w:b/>
                 <w:bCs/>
+                <w:color w:val="000000" w:themeColor="text1"/>
               </w:rPr>
               <w:t xml:space="preserve"> Number:</w:t>
             </w:r>
@@ -191,7 +241,15 @@
             </w:tcMar>
           </w:tcPr>
           <w:p>
+            <w:pPr>
+              <w:rPr>
+                <w:color w:val="000000" w:themeColor="text1"/>
+              </w:rPr>
+            </w:pPr>
             <w:r>
+              <w:rPr>
+                <w:color w:val="000000" w:themeColor="text1"/>
+              </w:rPr>
               <w:t>220670132018</w:t>
             </w:r>
           </w:p>
@@ -215,10 +273,16 @@
             </w:tcMar>
           </w:tcPr>
           <w:p>
+            <w:pPr>
+              <w:rPr>
+                <w:color w:val="000000" w:themeColor="text1"/>
+              </w:rPr>
+            </w:pPr>
             <w:r>
               <w:rPr>
                 <w:b/>
                 <w:bCs/>
+                <w:color w:val="000000" w:themeColor="text1"/>
               </w:rPr>
               <w:t>Week Duration:</w:t>
             </w:r>
@@ -241,15 +305,29 @@
             </w:tcMar>
           </w:tcPr>
           <w:p>
+            <w:pPr>
+              <w:rPr>
+                <w:color w:val="000000" w:themeColor="text1"/>
+              </w:rPr>
+            </w:pPr>
             <w:r>
+              <w:rPr>
+                <w:color w:val="000000" w:themeColor="text1"/>
+              </w:rPr>
               <w:t xml:space="preserve">January 22, 2026 - </w:t>
             </w:r>
             <w:proofErr w:type="spellStart"/>
             <w:r>
+              <w:rPr>
+                <w:color w:val="000000" w:themeColor="text1"/>
+              </w:rPr>
               <w:t>Januray</w:t>
             </w:r>
             <w:proofErr w:type="spellEnd"/>
             <w:r>
+              <w:rPr>
+                <w:color w:val="000000" w:themeColor="text1"/>
+              </w:rPr>
               <w:t xml:space="preserve"> 28, 2026 (Week 4)</w:t>
             </w:r>
           </w:p>
@@ -273,10 +351,16 @@
             </w:tcMar>
           </w:tcPr>
           <w:p>
+            <w:pPr>
+              <w:rPr>
+                <w:color w:val="000000" w:themeColor="text1"/>
+              </w:rPr>
+            </w:pPr>
             <w:r>
               <w:rPr>
                 <w:b/>
                 <w:bCs/>
+                <w:color w:val="000000" w:themeColor="text1"/>
               </w:rPr>
               <w:t>Name Of Organization:</w:t>
             </w:r>
@@ -299,15 +383,29 @@
             </w:tcMar>
           </w:tcPr>
           <w:p>
+            <w:pPr>
+              <w:rPr>
+                <w:color w:val="000000" w:themeColor="text1"/>
+              </w:rPr>
+            </w:pPr>
             <w:r>
+              <w:rPr>
+                <w:color w:val="000000" w:themeColor="text1"/>
+              </w:rPr>
               <w:t xml:space="preserve">Microsoft Elevate Program (via </w:t>
             </w:r>
             <w:proofErr w:type="spellStart"/>
             <w:r>
+              <w:rPr>
+                <w:color w:val="000000" w:themeColor="text1"/>
+              </w:rPr>
               <w:t>Edunet</w:t>
             </w:r>
             <w:proofErr w:type="spellEnd"/>
             <w:r>
+              <w:rPr>
+                <w:color w:val="000000" w:themeColor="text1"/>
+              </w:rPr>
               <w:t xml:space="preserve"> Foundation &amp; FICE Education)</w:t>
             </w:r>
           </w:p>
@@ -331,10 +429,16 @@
             </w:tcMar>
           </w:tcPr>
           <w:p>
+            <w:pPr>
+              <w:rPr>
+                <w:color w:val="000000" w:themeColor="text1"/>
+              </w:rPr>
+            </w:pPr>
             <w:r>
               <w:rPr>
                 <w:b/>
                 <w:bCs/>
+                <w:color w:val="000000" w:themeColor="text1"/>
               </w:rPr>
               <w:t>External Guide Name:</w:t>
             </w:r>
@@ -357,7 +461,15 @@
             </w:tcMar>
           </w:tcPr>
           <w:p>
+            <w:pPr>
+              <w:rPr>
+                <w:color w:val="000000" w:themeColor="text1"/>
+              </w:rPr>
+            </w:pPr>
             <w:r>
+              <w:rPr>
+                <w:color w:val="000000" w:themeColor="text1"/>
+              </w:rPr>
               <w:t>Adarsh Gupta</w:t>
             </w:r>
           </w:p>
@@ -381,10 +493,16 @@
             </w:tcMar>
           </w:tcPr>
           <w:p>
+            <w:pPr>
+              <w:rPr>
+                <w:color w:val="000000" w:themeColor="text1"/>
+              </w:rPr>
+            </w:pPr>
             <w:r>
               <w:rPr>
                 <w:b/>
                 <w:bCs/>
+                <w:color w:val="000000" w:themeColor="text1"/>
               </w:rPr>
               <w:t>External Guide Contact:</w:t>
             </w:r>
@@ -407,7 +525,15 @@
             </w:tcMar>
           </w:tcPr>
           <w:p>
+            <w:pPr>
+              <w:rPr>
+                <w:color w:val="000000" w:themeColor="text1"/>
+              </w:rPr>
+            </w:pPr>
             <w:r>
+              <w:rPr>
+                <w:color w:val="000000" w:themeColor="text1"/>
+              </w:rPr>
               <w:t>0124-4080107</w:t>
             </w:r>
           </w:p>
@@ -431,10 +557,16 @@
             </w:tcMar>
           </w:tcPr>
           <w:p>
+            <w:pPr>
+              <w:rPr>
+                <w:color w:val="000000" w:themeColor="text1"/>
+              </w:rPr>
+            </w:pPr>
             <w:r>
               <w:rPr>
                 <w:b/>
                 <w:bCs/>
+                <w:color w:val="000000" w:themeColor="text1"/>
               </w:rPr>
               <w:t>Internal Faculty Guide:</w:t>
             </w:r>
@@ -457,7 +589,15 @@
             </w:tcMar>
           </w:tcPr>
           <w:p>
+            <w:pPr>
+              <w:rPr>
+                <w:color w:val="000000" w:themeColor="text1"/>
+              </w:rPr>
+            </w:pPr>
             <w:r>
+              <w:rPr>
+                <w:color w:val="000000" w:themeColor="text1"/>
+              </w:rPr>
               <w:t>Chintan Rana</w:t>
             </w:r>
           </w:p>
@@ -467,14 +607,23 @@
     <w:p>
       <w:pPr>
         <w:spacing w:after="300"/>
+        <w:rPr>
+          <w:color w:val="000000" w:themeColor="text1"/>
+        </w:rPr>
       </w:pPr>
     </w:p>
     <w:p>
       <w:pPr>
         <w:pStyle w:val="Heading1"/>
         <w:spacing w:before="300" w:after="200"/>
-      </w:pPr>
-      <w:r>
+        <w:rPr>
+          <w:color w:val="000000" w:themeColor="text1"/>
+        </w:rPr>
+      </w:pPr>
+      <w:r>
+        <w:rPr>
+          <w:color w:val="000000" w:themeColor="text1"/>
+        </w:rPr>
         <w:t>Work done in last Week with description:</w:t>
       </w:r>
     </w:p>
@@ -486,8 +635,14 @@
           <w:numId w:val="3"/>
         </w:numPr>
         <w:spacing w:before="200" w:after="100"/>
-      </w:pPr>
-      <w:r>
+        <w:rPr>
+          <w:color w:val="000000" w:themeColor="text1"/>
+        </w:rPr>
+      </w:pPr>
+      <w:r>
+        <w:rPr>
+          <w:color w:val="000000" w:themeColor="text1"/>
+        </w:rPr>
         <w:t>Week 4 Module: Advanced DAX in Power BI</w:t>
       </w:r>
     </w:p>
@@ -495,8 +650,14 @@
       <w:pPr>
         <w:pStyle w:val="Heading3"/>
         <w:spacing w:before="100" w:after="80"/>
-      </w:pPr>
-      <w:r>
+        <w:rPr>
+          <w:color w:val="000000" w:themeColor="text1"/>
+        </w:rPr>
+      </w:pPr>
+      <w:r>
+        <w:rPr>
+          <w:color w:val="000000" w:themeColor="text1"/>
+        </w:rPr>
         <w:t>Description:</w:t>
       </w:r>
     </w:p>
@@ -505,14 +666,19 @@
         <w:spacing w:after="100"/>
         <w:rPr>
           <w:noProof/>
-        </w:rPr>
-      </w:pPr>
-      <w:r>
+          <w:color w:val="000000" w:themeColor="text1"/>
+        </w:rPr>
+      </w:pPr>
+      <w:r>
+        <w:rPr>
+          <w:color w:val="000000" w:themeColor="text1"/>
+        </w:rPr>
         <w:t>Attended comprehensive session on "Advanced DAX" on February 13, 2026. Learned complex DAX functions, iterator functions, and advanced calculation techniques for sophisticated data analysis in Power BI.</w:t>
       </w:r>
       <w:r>
         <w:rPr>
           <w:noProof/>
+          <w:color w:val="000000" w:themeColor="text1"/>
         </w:rPr>
         <w:t xml:space="preserve"> </w:t>
       </w:r>
@@ -520,10 +686,14 @@
     <w:p>
       <w:pPr>
         <w:spacing w:after="100"/>
+        <w:rPr>
+          <w:color w:val="000000" w:themeColor="text1"/>
+        </w:rPr>
       </w:pPr>
       <w:r>
         <w:rPr>
           <w:noProof/>
+          <w:color w:val="000000" w:themeColor="text1"/>
         </w:rPr>
         <w:drawing>
           <wp:inline distT="0" distB="0" distL="0" distR="0" wp14:anchorId="2070EE34" wp14:editId="29414211">
@@ -572,33 +742,51 @@
       <w:pPr>
         <w:pStyle w:val="Heading3"/>
         <w:spacing w:before="100" w:after="80"/>
-      </w:pPr>
-      <w:r>
+        <w:rPr>
+          <w:color w:val="000000" w:themeColor="text1"/>
+        </w:rPr>
+      </w:pPr>
+      <w:r>
+        <w:rPr>
+          <w:color w:val="000000" w:themeColor="text1"/>
+        </w:rPr>
+        <w:t>Key Topics Covered:</w:t>
+      </w:r>
+    </w:p>
+    <w:p>
+      <w:pPr>
+        <w:pStyle w:val="ListParagraph"/>
+        <w:numPr>
+          <w:ilvl w:val="0"/>
+          <w:numId w:val="2"/>
+        </w:numPr>
+        <w:rPr>
+          <w:color w:val="000000" w:themeColor="text1"/>
+        </w:rPr>
+      </w:pPr>
+      <w:r>
+        <w:rPr>
+          <w:color w:val="000000" w:themeColor="text1"/>
+        </w:rPr>
+        <w:t>Iterator functions: SUMX, AVERAGEX, COUNTX, FILTER</w:t>
+      </w:r>
+    </w:p>
+    <w:p>
+      <w:pPr>
+        <w:pStyle w:val="ListParagraph"/>
+        <w:numPr>
+          <w:ilvl w:val="0"/>
+          <w:numId w:val="2"/>
+        </w:numPr>
+        <w:rPr>
+          <w:color w:val="000000" w:themeColor="text1"/>
+        </w:rPr>
+      </w:pPr>
+      <w:r>
+        <w:rPr>
+          <w:color w:val="000000" w:themeColor="text1"/>
+        </w:rPr>
         <w:lastRenderedPageBreak/>
-        <w:t>Key Topics Covered:</w:t>
-      </w:r>
-    </w:p>
-    <w:p>
-      <w:pPr>
-        <w:pStyle w:val="ListParagraph"/>
-        <w:numPr>
-          <w:ilvl w:val="0"/>
-          <w:numId w:val="2"/>
-        </w:numPr>
-      </w:pPr>
-      <w:r>
-        <w:t>Iterator functions: SUMX, AVERAGEX, COUNTX, FILTER</w:t>
-      </w:r>
-    </w:p>
-    <w:p>
-      <w:pPr>
-        <w:pStyle w:val="ListParagraph"/>
-        <w:numPr>
-          <w:ilvl w:val="0"/>
-          <w:numId w:val="2"/>
-        </w:numPr>
-      </w:pPr>
-      <w:r>
         <w:t>Time intelligence functions: DATEADD, SAMEPERIODLASTYEAR, PARALLELPERIOD</w:t>
       </w:r>
     </w:p>
@@ -609,8 +797,14 @@
           <w:ilvl w:val="0"/>
           <w:numId w:val="2"/>
         </w:numPr>
-      </w:pPr>
-      <w:r>
+        <w:rPr>
+          <w:color w:val="000000" w:themeColor="text1"/>
+        </w:rPr>
+      </w:pPr>
+      <w:r>
+        <w:rPr>
+          <w:color w:val="000000" w:themeColor="text1"/>
+        </w:rPr>
         <w:t>Context transition and evaluation context</w:t>
       </w:r>
     </w:p>
@@ -621,8 +815,14 @@
           <w:ilvl w:val="0"/>
           <w:numId w:val="2"/>
         </w:numPr>
-      </w:pPr>
-      <w:r>
+        <w:rPr>
+          <w:color w:val="000000" w:themeColor="text1"/>
+        </w:rPr>
+      </w:pPr>
+      <w:r>
+        <w:rPr>
+          <w:color w:val="000000" w:themeColor="text1"/>
+        </w:rPr>
         <w:t>ALL, ALLEXCEPT functions for removing filters</w:t>
       </w:r>
     </w:p>
@@ -633,8 +833,14 @@
           <w:ilvl w:val="0"/>
           <w:numId w:val="2"/>
         </w:numPr>
-      </w:pPr>
-      <w:r>
+        <w:rPr>
+          <w:color w:val="000000" w:themeColor="text1"/>
+        </w:rPr>
+      </w:pPr>
+      <w:r>
+        <w:rPr>
+          <w:color w:val="000000" w:themeColor="text1"/>
+        </w:rPr>
         <w:t>RELATED and RELATEDTABLE for working with relationships</w:t>
       </w:r>
     </w:p>
@@ -645,8 +851,14 @@
           <w:ilvl w:val="0"/>
           <w:numId w:val="2"/>
         </w:numPr>
-      </w:pPr>
-      <w:r>
+        <w:rPr>
+          <w:color w:val="000000" w:themeColor="text1"/>
+        </w:rPr>
+      </w:pPr>
+      <w:r>
+        <w:rPr>
+          <w:color w:val="000000" w:themeColor="text1"/>
+        </w:rPr>
         <w:t>Performance optimization in DAX queries</w:t>
       </w:r>
     </w:p>
@@ -657,8 +869,14 @@
           <w:ilvl w:val="0"/>
           <w:numId w:val="2"/>
         </w:numPr>
-      </w:pPr>
-      <w:r>
+        <w:rPr>
+          <w:color w:val="000000" w:themeColor="text1"/>
+        </w:rPr>
+      </w:pPr>
+      <w:r>
+        <w:rPr>
+          <w:color w:val="000000" w:themeColor="text1"/>
+        </w:rPr>
         <w:t>RANKX and other ranking functions</w:t>
       </w:r>
     </w:p>
@@ -666,16 +884,28 @@
       <w:pPr>
         <w:pStyle w:val="Heading3"/>
         <w:spacing w:before="120" w:after="80"/>
-      </w:pPr>
-      <w:r>
+        <w:rPr>
+          <w:color w:val="000000" w:themeColor="text1"/>
+        </w:rPr>
+      </w:pPr>
+      <w:r>
+        <w:rPr>
+          <w:color w:val="000000" w:themeColor="text1"/>
+        </w:rPr>
         <w:t>Hands-on Practice:</w:t>
       </w:r>
     </w:p>
     <w:p>
       <w:pPr>
         <w:spacing w:after="100"/>
-      </w:pPr>
-      <w:r>
+        <w:rPr>
+          <w:color w:val="000000" w:themeColor="text1"/>
+        </w:rPr>
+      </w:pPr>
+      <w:r>
+        <w:rPr>
+          <w:color w:val="000000" w:themeColor="text1"/>
+        </w:rPr>
         <w:t>Created complex measures including Year-over-Year growth calculations, running totals, cumulative sums, and dynamic rankings. Implemented filtering logic using FILTER and ALL functions. Practiced writing efficient DAX formulas for large datasets.</w:t>
       </w:r>
     </w:p>
@@ -683,36 +913,58 @@
       <w:pPr>
         <w:pStyle w:val="Heading3"/>
         <w:spacing w:before="120" w:after="80"/>
-      </w:pPr>
-      <w:r>
+        <w:rPr>
+          <w:color w:val="000000" w:themeColor="text1"/>
+        </w:rPr>
+      </w:pPr>
+      <w:r>
+        <w:rPr>
+          <w:color w:val="000000" w:themeColor="text1"/>
+        </w:rPr>
         <w:t>Assignment Completed:</w:t>
       </w:r>
     </w:p>
     <w:p>
       <w:pPr>
         <w:spacing w:after="200"/>
-      </w:pPr>
-      <w:r>
+        <w:rPr>
+          <w:color w:val="000000" w:themeColor="text1"/>
+        </w:rPr>
+      </w:pPr>
+      <w:r>
+        <w:rPr>
+          <w:color w:val="000000" w:themeColor="text1"/>
+        </w:rPr>
         <w:t>Built sales analysis dashboard with YoY comparison, monthly running total, top 10 products by revenue, and product category performance metrics using advanced DAX measures.</w:t>
       </w:r>
     </w:p>
     <w:p>
       <w:pPr>
         <w:spacing w:after="200"/>
+        <w:rPr>
+          <w:color w:val="000000" w:themeColor="text1"/>
+        </w:rPr>
       </w:pPr>
     </w:p>
     <w:p>
       <w:pPr>
         <w:spacing w:after="200"/>
+        <w:rPr>
+          <w:color w:val="000000" w:themeColor="text1"/>
+        </w:rPr>
       </w:pPr>
     </w:p>
     <w:p>
       <w:pPr>
         <w:spacing w:after="200"/>
+        <w:rPr>
+          <w:color w:val="000000" w:themeColor="text1"/>
+        </w:rPr>
       </w:pPr>
       <w:r>
         <w:rPr>
           <w:noProof/>
+          <w:color w:val="000000" w:themeColor="text1"/>
         </w:rPr>
         <w:drawing>
           <wp:inline distT="0" distB="0" distL="0" distR="0" wp14:anchorId="417BACA8" wp14:editId="7EE13B60">
@@ -760,24 +1012,23 @@
     <w:p>
       <w:pPr>
         <w:spacing w:after="200"/>
-      </w:pPr>
-    </w:p>
-    <w:p>
-      <w:pPr>
-        <w:spacing w:after="200"/>
-      </w:pPr>
-    </w:p>
-    <w:p>
-      <w:pPr>
-        <w:spacing w:after="200"/>
+        <w:rPr>
+          <w:color w:val="000000" w:themeColor="text1"/>
+        </w:rPr>
       </w:pPr>
     </w:p>
     <w:p>
       <w:pPr>
         <w:pStyle w:val="Heading2"/>
         <w:spacing w:before="200" w:after="100"/>
-      </w:pPr>
-      <w:r>
+        <w:rPr>
+          <w:color w:val="000000" w:themeColor="text1"/>
+        </w:rPr>
+      </w:pPr>
+      <w:r>
+        <w:rPr>
+          <w:color w:val="000000" w:themeColor="text1"/>
+        </w:rPr>
         <w:t>2. Week 4 Module: Power BI Dashboard Development</w:t>
       </w:r>
     </w:p>
@@ -785,16 +1036,28 @@
       <w:pPr>
         <w:pStyle w:val="Heading3"/>
         <w:spacing w:before="100" w:after="80"/>
-      </w:pPr>
-      <w:r>
+        <w:rPr>
+          <w:color w:val="000000" w:themeColor="text1"/>
+        </w:rPr>
+      </w:pPr>
+      <w:r>
+        <w:rPr>
+          <w:color w:val="000000" w:themeColor="text1"/>
+        </w:rPr>
         <w:t>Description:</w:t>
       </w:r>
     </w:p>
     <w:p>
       <w:pPr>
         <w:spacing w:after="100"/>
-      </w:pPr>
-      <w:r>
+        <w:rPr>
+          <w:color w:val="000000" w:themeColor="text1"/>
+        </w:rPr>
+      </w:pPr>
+      <w:r>
+        <w:rPr>
+          <w:color w:val="000000" w:themeColor="text1"/>
+        </w:rPr>
         <w:t>Participated in "Power BI Dashboard" session on February 16, 2026. Learned best practices for dashboard design, layout principles, and creating professional, user-friendly analytical dashboards.</w:t>
       </w:r>
     </w:p>
@@ -802,9 +1065,14 @@
       <w:pPr>
         <w:pStyle w:val="Heading3"/>
         <w:spacing w:before="100" w:after="80"/>
-      </w:pPr>
-      <w:r>
-        <w:lastRenderedPageBreak/>
+        <w:rPr>
+          <w:color w:val="000000" w:themeColor="text1"/>
+        </w:rPr>
+      </w:pPr>
+      <w:r>
+        <w:rPr>
+          <w:color w:val="000000" w:themeColor="text1"/>
+        </w:rPr>
         <w:t>Key Topics Covered:</w:t>
       </w:r>
     </w:p>
@@ -815,8 +1083,14 @@
           <w:ilvl w:val="0"/>
           <w:numId w:val="2"/>
         </w:numPr>
-      </w:pPr>
-      <w:r>
+        <w:rPr>
+          <w:color w:val="000000" w:themeColor="text1"/>
+        </w:rPr>
+      </w:pPr>
+      <w:r>
+        <w:rPr>
+          <w:color w:val="000000" w:themeColor="text1"/>
+        </w:rPr>
         <w:t>Dashboard design principles and best practices</w:t>
       </w:r>
     </w:p>
@@ -827,8 +1101,14 @@
           <w:ilvl w:val="0"/>
           <w:numId w:val="2"/>
         </w:numPr>
-      </w:pPr>
-      <w:r>
+        <w:rPr>
+          <w:color w:val="000000" w:themeColor="text1"/>
+        </w:rPr>
+      </w:pPr>
+      <w:r>
+        <w:rPr>
+          <w:color w:val="000000" w:themeColor="text1"/>
+        </w:rPr>
         <w:t>Layout and visual hierarchy for effective communication</w:t>
       </w:r>
     </w:p>
@@ -839,13 +1119,22 @@
           <w:ilvl w:val="0"/>
           <w:numId w:val="2"/>
         </w:numPr>
+        <w:rPr>
+          <w:color w:val="000000" w:themeColor="text1"/>
+        </w:rPr>
       </w:pPr>
       <w:proofErr w:type="spellStart"/>
       <w:r>
+        <w:rPr>
+          <w:color w:val="000000" w:themeColor="text1"/>
+        </w:rPr>
         <w:t>Color</w:t>
       </w:r>
       <w:proofErr w:type="spellEnd"/>
       <w:r>
+        <w:rPr>
+          <w:color w:val="000000" w:themeColor="text1"/>
+        </w:rPr>
         <w:t xml:space="preserve"> theory and accessibility considerations</w:t>
       </w:r>
     </w:p>
@@ -856,8 +1145,14 @@
           <w:ilvl w:val="0"/>
           <w:numId w:val="2"/>
         </w:numPr>
-      </w:pPr>
-      <w:r>
+        <w:rPr>
+          <w:color w:val="000000" w:themeColor="text1"/>
+        </w:rPr>
+      </w:pPr>
+      <w:r>
+        <w:rPr>
+          <w:color w:val="000000" w:themeColor="text1"/>
+        </w:rPr>
         <w:t>KPI cards and key metrics placement</w:t>
       </w:r>
     </w:p>
@@ -868,8 +1163,14 @@
           <w:ilvl w:val="0"/>
           <w:numId w:val="2"/>
         </w:numPr>
-      </w:pPr>
-      <w:r>
+        <w:rPr>
+          <w:color w:val="000000" w:themeColor="text1"/>
+        </w:rPr>
+      </w:pPr>
+      <w:r>
+        <w:rPr>
+          <w:color w:val="000000" w:themeColor="text1"/>
+        </w:rPr>
         <w:t>Creating navigation menus and multi-page reports</w:t>
       </w:r>
     </w:p>
@@ -880,8 +1181,14 @@
           <w:ilvl w:val="0"/>
           <w:numId w:val="2"/>
         </w:numPr>
-      </w:pPr>
-      <w:r>
+        <w:rPr>
+          <w:color w:val="000000" w:themeColor="text1"/>
+        </w:rPr>
+      </w:pPr>
+      <w:r>
+        <w:rPr>
+          <w:color w:val="000000" w:themeColor="text1"/>
+        </w:rPr>
         <w:t>Tooltips and drill-through pages for detailed analysis</w:t>
       </w:r>
     </w:p>
@@ -892,8 +1199,14 @@
           <w:ilvl w:val="0"/>
           <w:numId w:val="2"/>
         </w:numPr>
-      </w:pPr>
-      <w:r>
+        <w:rPr>
+          <w:color w:val="000000" w:themeColor="text1"/>
+        </w:rPr>
+      </w:pPr>
+      <w:r>
+        <w:rPr>
+          <w:color w:val="000000" w:themeColor="text1"/>
+        </w:rPr>
         <w:t>Mobile layout optimization</w:t>
       </w:r>
     </w:p>
@@ -904,8 +1217,14 @@
           <w:ilvl w:val="0"/>
           <w:numId w:val="2"/>
         </w:numPr>
-      </w:pPr>
-      <w:r>
+        <w:rPr>
+          <w:color w:val="000000" w:themeColor="text1"/>
+        </w:rPr>
+      </w:pPr>
+      <w:r>
+        <w:rPr>
+          <w:color w:val="000000" w:themeColor="text1"/>
+        </w:rPr>
         <w:t>Publishing and sharing dashboards in Power BI Service</w:t>
       </w:r>
     </w:p>
@@ -913,34 +1232,57 @@
       <w:pPr>
         <w:pStyle w:val="Heading3"/>
         <w:spacing w:before="120" w:after="80"/>
-      </w:pPr>
-      <w:r>
+        <w:rPr>
+          <w:color w:val="000000" w:themeColor="text1"/>
+        </w:rPr>
+      </w:pPr>
+      <w:r>
+        <w:rPr>
+          <w:color w:val="000000" w:themeColor="text1"/>
+        </w:rPr>
+        <w:lastRenderedPageBreak/>
         <w:t>Dashboard Project:</w:t>
       </w:r>
     </w:p>
     <w:p>
       <w:pPr>
         <w:spacing w:after="200"/>
-      </w:pPr>
-      <w:r>
+        <w:rPr>
+          <w:color w:val="000000" w:themeColor="text1"/>
+        </w:rPr>
+      </w:pPr>
+      <w:r>
+        <w:rPr>
+          <w:color w:val="000000" w:themeColor="text1"/>
+        </w:rPr>
         <w:t xml:space="preserve">Created a comprehensive business intelligence dashboard with executive summary page, detailed sales analysis page, and regional performance page. Implemented consistent </w:t>
       </w:r>
       <w:proofErr w:type="spellStart"/>
       <w:r>
+        <w:rPr>
+          <w:color w:val="000000" w:themeColor="text1"/>
+        </w:rPr>
         <w:t>color</w:t>
       </w:r>
       <w:proofErr w:type="spellEnd"/>
       <w:r>
+        <w:rPr>
+          <w:color w:val="000000" w:themeColor="text1"/>
+        </w:rPr>
         <w:t xml:space="preserve"> scheme, added navigation buttons, and created custom tooltips. Applied mobile view formatting for tablet/phone display.</w:t>
       </w:r>
     </w:p>
     <w:p>
       <w:pPr>
         <w:spacing w:after="200"/>
+        <w:rPr>
+          <w:color w:val="000000" w:themeColor="text1"/>
+        </w:rPr>
       </w:pPr>
       <w:r>
         <w:rPr>
           <w:noProof/>
+          <w:color w:val="000000" w:themeColor="text1"/>
         </w:rPr>
         <w:drawing>
           <wp:inline distT="0" distB="0" distL="0" distR="0" wp14:anchorId="7FA6DA05" wp14:editId="5E7384D3">
@@ -988,14 +1330,23 @@
     <w:p>
       <w:pPr>
         <w:spacing w:after="200"/>
+        <w:rPr>
+          <w:color w:val="000000" w:themeColor="text1"/>
+        </w:rPr>
       </w:pPr>
     </w:p>
     <w:p>
       <w:pPr>
         <w:pStyle w:val="Heading2"/>
         <w:spacing w:before="200" w:after="100"/>
-      </w:pPr>
-      <w:r>
+        <w:rPr>
+          <w:color w:val="000000" w:themeColor="text1"/>
+        </w:rPr>
+      </w:pPr>
+      <w:r>
+        <w:rPr>
+          <w:color w:val="000000" w:themeColor="text1"/>
+        </w:rPr>
         <w:t>3. Week 4 Module: Introduction to Machine Learning</w:t>
       </w:r>
     </w:p>
@@ -1003,16 +1354,28 @@
       <w:pPr>
         <w:pStyle w:val="Heading3"/>
         <w:spacing w:before="100" w:after="80"/>
-      </w:pPr>
-      <w:r>
+        <w:rPr>
+          <w:color w:val="000000" w:themeColor="text1"/>
+        </w:rPr>
+      </w:pPr>
+      <w:r>
+        <w:rPr>
+          <w:color w:val="000000" w:themeColor="text1"/>
+        </w:rPr>
         <w:t>Description:</w:t>
       </w:r>
     </w:p>
     <w:p>
       <w:pPr>
         <w:spacing w:after="100"/>
-      </w:pPr>
-      <w:r>
+        <w:rPr>
+          <w:color w:val="000000" w:themeColor="text1"/>
+        </w:rPr>
+      </w:pPr>
+      <w:r>
+        <w:rPr>
+          <w:color w:val="000000" w:themeColor="text1"/>
+        </w:rPr>
         <w:t>Attended foundational session on "Machine Learning" on February 18, 2026. Introduction to ML concepts, types of machine learning, and understanding when to apply ML techniques. This session marked the transition from Business Intelligence to Artificial Intelligence modules.</w:t>
       </w:r>
     </w:p>
@@ -1020,8 +1383,14 @@
       <w:pPr>
         <w:pStyle w:val="Heading3"/>
         <w:spacing w:before="100" w:after="80"/>
-      </w:pPr>
-      <w:r>
+        <w:rPr>
+          <w:color w:val="000000" w:themeColor="text1"/>
+        </w:rPr>
+      </w:pPr>
+      <w:r>
+        <w:rPr>
+          <w:color w:val="000000" w:themeColor="text1"/>
+        </w:rPr>
         <w:t>Key Topics Covered:</w:t>
       </w:r>
     </w:p>
@@ -1032,8 +1401,14 @@
           <w:ilvl w:val="0"/>
           <w:numId w:val="2"/>
         </w:numPr>
-      </w:pPr>
-      <w:r>
+        <w:rPr>
+          <w:color w:val="000000" w:themeColor="text1"/>
+        </w:rPr>
+      </w:pPr>
+      <w:r>
+        <w:rPr>
+          <w:color w:val="000000" w:themeColor="text1"/>
+        </w:rPr>
         <w:t>What is Machine Learning? Definition and core concepts</w:t>
       </w:r>
     </w:p>
@@ -1044,8 +1419,14 @@
           <w:ilvl w:val="0"/>
           <w:numId w:val="2"/>
         </w:numPr>
-      </w:pPr>
-      <w:r>
+        <w:rPr>
+          <w:color w:val="000000" w:themeColor="text1"/>
+        </w:rPr>
+      </w:pPr>
+      <w:r>
+        <w:rPr>
+          <w:color w:val="000000" w:themeColor="text1"/>
+        </w:rPr>
         <w:t>Types of Machine Learning: Supervised, Unsupervised, Reinforcement</w:t>
       </w:r>
     </w:p>
@@ -1056,8 +1437,14 @@
           <w:ilvl w:val="0"/>
           <w:numId w:val="2"/>
         </w:numPr>
-      </w:pPr>
-      <w:r>
+        <w:rPr>
+          <w:color w:val="000000" w:themeColor="text1"/>
+        </w:rPr>
+      </w:pPr>
+      <w:r>
+        <w:rPr>
+          <w:color w:val="000000" w:themeColor="text1"/>
+        </w:rPr>
         <w:t>Difference between AI, ML, and Deep Learning</w:t>
       </w:r>
     </w:p>
@@ -1068,8 +1455,14 @@
           <w:ilvl w:val="0"/>
           <w:numId w:val="2"/>
         </w:numPr>
-      </w:pPr>
-      <w:r>
+        <w:rPr>
+          <w:color w:val="000000" w:themeColor="text1"/>
+        </w:rPr>
+      </w:pPr>
+      <w:r>
+        <w:rPr>
+          <w:color w:val="000000" w:themeColor="text1"/>
+        </w:rPr>
         <w:t>Machine Learning workflow: Data → Training → Model → Prediction</w:t>
       </w:r>
     </w:p>
@@ -1080,8 +1473,14 @@
           <w:ilvl w:val="0"/>
           <w:numId w:val="2"/>
         </w:numPr>
-      </w:pPr>
-      <w:r>
+        <w:rPr>
+          <w:color w:val="000000" w:themeColor="text1"/>
+        </w:rPr>
+      </w:pPr>
+      <w:r>
+        <w:rPr>
+          <w:color w:val="000000" w:themeColor="text1"/>
+        </w:rPr>
         <w:t>Features, labels, training data, and test data concepts</w:t>
       </w:r>
     </w:p>
@@ -1092,8 +1491,14 @@
           <w:ilvl w:val="0"/>
           <w:numId w:val="2"/>
         </w:numPr>
-      </w:pPr>
-      <w:r>
+        <w:rPr>
+          <w:color w:val="000000" w:themeColor="text1"/>
+        </w:rPr>
+      </w:pPr>
+      <w:r>
+        <w:rPr>
+          <w:color w:val="000000" w:themeColor="text1"/>
+        </w:rPr>
         <w:t>Common ML algorithms overview: Linear Regression, Decision Trees, Random Forest</w:t>
       </w:r>
     </w:p>
@@ -1104,8 +1509,14 @@
           <w:ilvl w:val="0"/>
           <w:numId w:val="2"/>
         </w:numPr>
-      </w:pPr>
-      <w:r>
+        <w:rPr>
+          <w:color w:val="000000" w:themeColor="text1"/>
+        </w:rPr>
+      </w:pPr>
+      <w:r>
+        <w:rPr>
+          <w:color w:val="000000" w:themeColor="text1"/>
+        </w:rPr>
         <w:t>Real-world ML applications: spam detection, recommendation systems, fraud detection</w:t>
       </w:r>
     </w:p>
@@ -1116,21 +1527,39 @@
           <w:ilvl w:val="0"/>
           <w:numId w:val="2"/>
         </w:numPr>
-      </w:pPr>
-      <w:r>
+        <w:rPr>
+          <w:color w:val="000000" w:themeColor="text1"/>
+        </w:rPr>
+      </w:pPr>
+      <w:r>
+        <w:rPr>
+          <w:color w:val="000000" w:themeColor="text1"/>
+        </w:rPr>
+        <w:t>Understanding model evaluation metrics: accuracy, precision, recall</w:t>
+      </w:r>
+    </w:p>
+    <w:p>
+      <w:pPr>
+        <w:rPr>
+          <w:color w:val="000000" w:themeColor="text1"/>
+        </w:rPr>
+      </w:pPr>
+    </w:p>
+    <w:p>
+      <w:pPr>
+        <w:rPr>
+          <w:color w:val="000000" w:themeColor="text1"/>
+        </w:rPr>
+      </w:pPr>
+      <w:r>
+        <w:rPr>
+          <w:noProof/>
+          <w:color w:val="000000" w:themeColor="text1"/>
+        </w:rPr>
         <w:lastRenderedPageBreak/>
-        <w:t>Understanding model evaluation metrics: accuracy, precision, recall</w:t>
-      </w:r>
-    </w:p>
-    <w:p/>
-    <w:p>
-      <w:r>
-        <w:rPr>
-          <w:noProof/>
-        </w:rPr>
         <w:drawing>
-          <wp:inline distT="0" distB="0" distL="0" distR="0" wp14:anchorId="4CE62D03" wp14:editId="13216BFC">
-            <wp:extent cx="5494020" cy="4276090"/>
+          <wp:inline distT="0" distB="0" distL="0" distR="0" wp14:anchorId="4CE62D03" wp14:editId="5FF227DB">
+            <wp:extent cx="5013960" cy="3143250"/>
             <wp:effectExtent l="0" t="0" r="0" b="0"/>
             <wp:docPr id="1395074417" name="Picture 4"/>
             <wp:cNvGraphicFramePr>
@@ -1158,7 +1587,7 @@
                   <pic:spPr>
                     <a:xfrm>
                       <a:off x="0" y="0"/>
-                      <a:ext cx="5498585" cy="4279643"/>
+                      <a:ext cx="5029660" cy="3153092"/>
                     </a:xfrm>
                     <a:prstGeom prst="rect">
                       <a:avLst/>
@@ -1175,31 +1604,50 @@
       <w:pPr>
         <w:pStyle w:val="Heading3"/>
         <w:spacing w:before="120" w:after="80"/>
-      </w:pPr>
-      <w:r>
+        <w:rPr>
+          <w:color w:val="000000" w:themeColor="text1"/>
+        </w:rPr>
+      </w:pPr>
+      <w:r>
+        <w:rPr>
+          <w:color w:val="000000" w:themeColor="text1"/>
+        </w:rPr>
         <w:t>Examples Discussed:</w:t>
       </w:r>
     </w:p>
     <w:p>
       <w:pPr>
         <w:spacing w:after="200"/>
+        <w:rPr>
+          <w:color w:val="000000" w:themeColor="text1"/>
+        </w:rPr>
       </w:pPr>
       <w:proofErr w:type="spellStart"/>
       <w:r>
+        <w:rPr>
+          <w:color w:val="000000" w:themeColor="text1"/>
+        </w:rPr>
         <w:t>Analyzed</w:t>
       </w:r>
       <w:proofErr w:type="spellEnd"/>
       <w:r>
+        <w:rPr>
+          <w:color w:val="000000" w:themeColor="text1"/>
+        </w:rPr>
         <w:t xml:space="preserve"> practical examples including email spam classification (supervised learning), customer segmentation (unsupervised learning), and Netflix recommendations. Discussed how training data quality affects model performance. Understood the concept of overfitting and underfitting.</w:t>
       </w:r>
     </w:p>
     <w:p>
       <w:pPr>
         <w:spacing w:after="200"/>
+        <w:rPr>
+          <w:color w:val="000000" w:themeColor="text1"/>
+        </w:rPr>
       </w:pPr>
       <w:r>
         <w:rPr>
           <w:noProof/>
+          <w:color w:val="000000" w:themeColor="text1"/>
         </w:rPr>
         <w:drawing>
           <wp:inline distT="0" distB="0" distL="0" distR="0" wp14:anchorId="2A79957A" wp14:editId="5ECA4B63">
@@ -1257,9 +1705,14 @@
       <w:pPr>
         <w:pStyle w:val="Heading2"/>
         <w:spacing w:before="200" w:after="100"/>
-      </w:pPr>
-      <w:r>
-        <w:lastRenderedPageBreak/>
+        <w:rPr>
+          <w:color w:val="000000" w:themeColor="text1"/>
+        </w:rPr>
+      </w:pPr>
+      <w:r>
+        <w:rPr>
+          <w:color w:val="000000" w:themeColor="text1"/>
+        </w:rPr>
         <w:t>4. Power BI Final Assignment Completion</w:t>
       </w:r>
     </w:p>
@@ -1267,24 +1720,42 @@
       <w:pPr>
         <w:pStyle w:val="Heading3"/>
         <w:spacing w:before="100" w:after="80"/>
-      </w:pPr>
-      <w:r>
+        <w:rPr>
+          <w:color w:val="000000" w:themeColor="text1"/>
+        </w:rPr>
+      </w:pPr>
+      <w:r>
+        <w:rPr>
+          <w:color w:val="000000" w:themeColor="text1"/>
+        </w:rPr>
         <w:t>Description:</w:t>
       </w:r>
     </w:p>
     <w:p>
       <w:pPr>
         <w:spacing w:after="100"/>
-      </w:pPr>
-      <w:r>
+        <w:rPr>
+          <w:color w:val="000000" w:themeColor="text1"/>
+        </w:rPr>
+      </w:pPr>
+      <w:r>
+        <w:rPr>
+          <w:color w:val="000000" w:themeColor="text1"/>
+        </w:rPr>
         <w:t xml:space="preserve">Completed and submitted comprehensive Power BI assignment covering all topics learned from Week 3-4 including data </w:t>
       </w:r>
       <w:proofErr w:type="spellStart"/>
       <w:r>
+        <w:rPr>
+          <w:color w:val="000000" w:themeColor="text1"/>
+        </w:rPr>
         <w:t>modeling</w:t>
       </w:r>
       <w:proofErr w:type="spellEnd"/>
       <w:r>
+        <w:rPr>
+          <w:color w:val="000000" w:themeColor="text1"/>
+        </w:rPr>
         <w:t>, DAX, visualizations, and dashboard design.</w:t>
       </w:r>
     </w:p>
@@ -1292,8 +1763,14 @@
       <w:pPr>
         <w:pStyle w:val="Heading3"/>
         <w:spacing w:before="100" w:after="80"/>
-      </w:pPr>
-      <w:r>
+        <w:rPr>
+          <w:color w:val="000000" w:themeColor="text1"/>
+        </w:rPr>
+      </w:pPr>
+      <w:r>
+        <w:rPr>
+          <w:color w:val="000000" w:themeColor="text1"/>
+        </w:rPr>
         <w:t>Assignment Components:</w:t>
       </w:r>
     </w:p>
@@ -1304,8 +1781,14 @@
           <w:ilvl w:val="0"/>
           <w:numId w:val="2"/>
         </w:numPr>
-      </w:pPr>
-      <w:r>
+        <w:rPr>
+          <w:color w:val="000000" w:themeColor="text1"/>
+        </w:rPr>
+      </w:pPr>
+      <w:r>
+        <w:rPr>
+          <w:color w:val="000000" w:themeColor="text1"/>
+        </w:rPr>
         <w:t>Connected to sample dataset (Superstore or similar business data)</w:t>
       </w:r>
     </w:p>
@@ -1316,8 +1799,14 @@
           <w:ilvl w:val="0"/>
           <w:numId w:val="2"/>
         </w:numPr>
-      </w:pPr>
-      <w:r>
+        <w:rPr>
+          <w:color w:val="000000" w:themeColor="text1"/>
+        </w:rPr>
+      </w:pPr>
+      <w:r>
+        <w:rPr>
+          <w:color w:val="000000" w:themeColor="text1"/>
+        </w:rPr>
         <w:t>Created data model with proper relationships between tables</w:t>
       </w:r>
     </w:p>
@@ -1328,8 +1817,14 @@
           <w:ilvl w:val="0"/>
           <w:numId w:val="2"/>
         </w:numPr>
-      </w:pPr>
-      <w:r>
+        <w:rPr>
+          <w:color w:val="000000" w:themeColor="text1"/>
+        </w:rPr>
+      </w:pPr>
+      <w:r>
+        <w:rPr>
+          <w:color w:val="000000" w:themeColor="text1"/>
+        </w:rPr>
         <w:t>Implemented 10+ DAX measures including YTD, MTD, YoY growth</w:t>
       </w:r>
     </w:p>
@@ -1340,8 +1835,14 @@
           <w:ilvl w:val="0"/>
           <w:numId w:val="2"/>
         </w:numPr>
-      </w:pPr>
-      <w:r>
+        <w:rPr>
+          <w:color w:val="000000" w:themeColor="text1"/>
+        </w:rPr>
+      </w:pPr>
+      <w:r>
+        <w:rPr>
+          <w:color w:val="000000" w:themeColor="text1"/>
+        </w:rPr>
         <w:t>Built 3-page dashboard: Overview, Sales Analysis, Regional Performance</w:t>
       </w:r>
     </w:p>
@@ -1352,8 +1853,14 @@
           <w:ilvl w:val="0"/>
           <w:numId w:val="2"/>
         </w:numPr>
-      </w:pPr>
-      <w:r>
+        <w:rPr>
+          <w:color w:val="000000" w:themeColor="text1"/>
+        </w:rPr>
+      </w:pPr>
+      <w:r>
+        <w:rPr>
+          <w:color w:val="000000" w:themeColor="text1"/>
+        </w:rPr>
         <w:t>Added interactivity with slicers, filters, and drill-through</w:t>
       </w:r>
     </w:p>
@@ -1364,8 +1871,14 @@
           <w:ilvl w:val="0"/>
           <w:numId w:val="2"/>
         </w:numPr>
-      </w:pPr>
-      <w:r>
+        <w:rPr>
+          <w:color w:val="000000" w:themeColor="text1"/>
+        </w:rPr>
+      </w:pPr>
+      <w:r>
+        <w:rPr>
+          <w:color w:val="000000" w:themeColor="text1"/>
+        </w:rPr>
         <w:t>Applied professional design with consistent theme and layout</w:t>
       </w:r>
     </w:p>
@@ -1376,32 +1889,55 @@
           <w:ilvl w:val="0"/>
           <w:numId w:val="2"/>
         </w:numPr>
-      </w:pPr>
-      <w:r>
+        <w:rPr>
+          <w:color w:val="000000" w:themeColor="text1"/>
+        </w:rPr>
+      </w:pPr>
+      <w:r>
+        <w:rPr>
+          <w:color w:val="000000" w:themeColor="text1"/>
+        </w:rPr>
+        <w:lastRenderedPageBreak/>
         <w:t>Submitted .</w:t>
       </w:r>
       <w:proofErr w:type="spellStart"/>
       <w:r>
+        <w:rPr>
+          <w:color w:val="000000" w:themeColor="text1"/>
+        </w:rPr>
         <w:t>pbix</w:t>
       </w:r>
       <w:proofErr w:type="spellEnd"/>
       <w:r>
+        <w:rPr>
+          <w:color w:val="000000" w:themeColor="text1"/>
+        </w:rPr>
         <w:t xml:space="preserve"> file to MS Elevate portal</w:t>
       </w:r>
     </w:p>
-    <w:p/>
+    <w:p>
+      <w:pPr>
+        <w:rPr>
+          <w:color w:val="000000" w:themeColor="text1"/>
+        </w:rPr>
+      </w:pPr>
+    </w:p>
     <w:p>
       <w:pPr>
         <w:spacing w:after="200"/>
+        <w:rPr>
+          <w:color w:val="000000" w:themeColor="text1"/>
+        </w:rPr>
       </w:pPr>
       <w:r>
         <w:rPr>
           <w:noProof/>
+          <w:color w:val="000000" w:themeColor="text1"/>
         </w:rPr>
         <w:drawing>
-          <wp:inline distT="0" distB="0" distL="0" distR="0" wp14:anchorId="65C77092" wp14:editId="2395FD42">
-            <wp:extent cx="5942857" cy="4228571"/>
-            <wp:effectExtent l="0" t="0" r="1270" b="635"/>
+          <wp:inline distT="0" distB="0" distL="0" distR="0" wp14:anchorId="65C77092" wp14:editId="2FA70063">
+            <wp:extent cx="5524500" cy="3491230"/>
+            <wp:effectExtent l="0" t="0" r="0" b="0"/>
             <wp:docPr id="1073358479" name="Picture 6"/>
             <wp:cNvGraphicFramePr>
               <a:graphicFrameLocks xmlns:a="http://schemas.openxmlformats.org/drawingml/2006/main" noChangeAspect="1"/>
@@ -1428,7 +1964,7 @@
                   <pic:spPr>
                     <a:xfrm>
                       <a:off x="0" y="0"/>
-                      <a:ext cx="5942857" cy="4228571"/>
+                      <a:ext cx="5538201" cy="3499888"/>
                     </a:xfrm>
                     <a:prstGeom prst="rect">
                       <a:avLst/>
@@ -1444,14 +1980,23 @@
     <w:p>
       <w:pPr>
         <w:spacing w:after="200"/>
+        <w:rPr>
+          <w:color w:val="000000" w:themeColor="text1"/>
+        </w:rPr>
       </w:pPr>
     </w:p>
     <w:p>
       <w:pPr>
         <w:pStyle w:val="Heading2"/>
         <w:spacing w:before="200" w:after="100"/>
-      </w:pPr>
-      <w:r>
+        <w:rPr>
+          <w:color w:val="000000" w:themeColor="text1"/>
+        </w:rPr>
+      </w:pPr>
+      <w:r>
+        <w:rPr>
+          <w:color w:val="000000" w:themeColor="text1"/>
+        </w:rPr>
         <w:t>5. Peer Learning Session and Q&amp;A</w:t>
       </w:r>
     </w:p>
@@ -1459,36 +2004,59 @@
       <w:pPr>
         <w:pStyle w:val="Heading3"/>
         <w:spacing w:before="100" w:after="80"/>
-      </w:pPr>
-      <w:r>
+        <w:rPr>
+          <w:color w:val="000000" w:themeColor="text1"/>
+        </w:rPr>
+      </w:pPr>
+      <w:r>
+        <w:rPr>
+          <w:color w:val="000000" w:themeColor="text1"/>
+        </w:rPr>
         <w:t>Description:</w:t>
       </w:r>
     </w:p>
     <w:p>
       <w:pPr>
         <w:spacing w:after="100"/>
-      </w:pPr>
-      <w:r>
+        <w:rPr>
+          <w:color w:val="000000" w:themeColor="text1"/>
+        </w:rPr>
+      </w:pPr>
+      <w:r>
+        <w:rPr>
+          <w:color w:val="000000" w:themeColor="text1"/>
+        </w:rPr>
         <w:t>Participated in peer discussion sessions and doubt-clearing sessions. Engaged with fellow interns to share knowledge, discuss Power BI challenges, and prepare for upcoming Machine Learning modules.</w:t>
       </w:r>
     </w:p>
     <w:p>
       <w:pPr>
         <w:spacing w:after="100"/>
+        <w:rPr>
+          <w:color w:val="000000" w:themeColor="text1"/>
+        </w:rPr>
       </w:pPr>
     </w:p>
     <w:p>
       <w:pPr>
         <w:spacing w:after="100"/>
+        <w:rPr>
+          <w:color w:val="000000" w:themeColor="text1"/>
+        </w:rPr>
       </w:pPr>
     </w:p>
     <w:p>
       <w:pPr>
         <w:pStyle w:val="Heading3"/>
         <w:spacing w:before="100" w:after="80"/>
-      </w:pPr>
-      <w:r>
-        <w:lastRenderedPageBreak/>
+        <w:rPr>
+          <w:color w:val="000000" w:themeColor="text1"/>
+        </w:rPr>
+      </w:pPr>
+      <w:r>
+        <w:rPr>
+          <w:color w:val="000000" w:themeColor="text1"/>
+        </w:rPr>
         <w:t>Activities:</w:t>
       </w:r>
     </w:p>
@@ -1499,8 +2067,14 @@
           <w:ilvl w:val="0"/>
           <w:numId w:val="2"/>
         </w:numPr>
-      </w:pPr>
-      <w:r>
+        <w:rPr>
+          <w:color w:val="000000" w:themeColor="text1"/>
+        </w:rPr>
+      </w:pPr>
+      <w:r>
+        <w:rPr>
+          <w:color w:val="000000" w:themeColor="text1"/>
+        </w:rPr>
         <w:t>Helped peers debug DAX formula errors in discussion forum</w:t>
       </w:r>
     </w:p>
@@ -1511,8 +2085,14 @@
           <w:ilvl w:val="0"/>
           <w:numId w:val="2"/>
         </w:numPr>
-      </w:pPr>
-      <w:r>
+        <w:rPr>
+          <w:color w:val="000000" w:themeColor="text1"/>
+        </w:rPr>
+      </w:pPr>
+      <w:r>
+        <w:rPr>
+          <w:color w:val="000000" w:themeColor="text1"/>
+        </w:rPr>
         <w:t>Shared dashboard design tips and best practices learned</w:t>
       </w:r>
     </w:p>
@@ -1523,8 +2103,14 @@
           <w:ilvl w:val="0"/>
           <w:numId w:val="2"/>
         </w:numPr>
-      </w:pPr>
-      <w:r>
+        <w:rPr>
+          <w:color w:val="000000" w:themeColor="text1"/>
+        </w:rPr>
+      </w:pPr>
+      <w:r>
+        <w:rPr>
+          <w:color w:val="000000" w:themeColor="text1"/>
+        </w:rPr>
         <w:t>Discussed upcoming ML topics and prepared questions</w:t>
       </w:r>
     </w:p>
@@ -1535,22 +2121,37 @@
           <w:ilvl w:val="0"/>
           <w:numId w:val="2"/>
         </w:numPr>
-      </w:pPr>
-      <w:r>
+        <w:rPr>
+          <w:color w:val="000000" w:themeColor="text1"/>
+        </w:rPr>
+      </w:pPr>
+      <w:r>
+        <w:rPr>
+          <w:color w:val="000000" w:themeColor="text1"/>
+        </w:rPr>
         <w:t>Reviewed sample ML problems to build foundational understanding</w:t>
       </w:r>
     </w:p>
     <w:p>
       <w:pPr>
         <w:spacing w:after="200"/>
+        <w:rPr>
+          <w:color w:val="000000" w:themeColor="text1"/>
+        </w:rPr>
       </w:pPr>
     </w:p>
     <w:p>
       <w:pPr>
         <w:pStyle w:val="Heading2"/>
         <w:spacing w:before="200" w:after="100"/>
-      </w:pPr>
-      <w:r>
+        <w:rPr>
+          <w:color w:val="000000" w:themeColor="text1"/>
+        </w:rPr>
+      </w:pPr>
+      <w:r>
+        <w:rPr>
+          <w:color w:val="000000" w:themeColor="text1"/>
+        </w:rPr>
         <w:t>6. GTU Project - Minor Documentation Update</w:t>
       </w:r>
     </w:p>
@@ -1558,16 +2159,28 @@
       <w:pPr>
         <w:pStyle w:val="Heading3"/>
         <w:spacing w:before="100" w:after="80"/>
-      </w:pPr>
-      <w:r>
+        <w:rPr>
+          <w:color w:val="000000" w:themeColor="text1"/>
+        </w:rPr>
+      </w:pPr>
+      <w:r>
+        <w:rPr>
+          <w:color w:val="000000" w:themeColor="text1"/>
+        </w:rPr>
         <w:t>Description:</w:t>
       </w:r>
     </w:p>
     <w:p>
       <w:pPr>
         <w:spacing w:after="100"/>
-      </w:pPr>
-      <w:r>
+        <w:rPr>
+          <w:color w:val="000000" w:themeColor="text1"/>
+        </w:rPr>
+      </w:pPr>
+      <w:r>
+        <w:rPr>
+          <w:color w:val="000000" w:themeColor="text1"/>
+        </w:rPr>
         <w:t>Updated project documentation and maintained organized folder structure. Primary focus this week was on completing Microsoft Elevate modules and assignments.</w:t>
       </w:r>
     </w:p>
@@ -1575,8 +2188,14 @@
       <w:pPr>
         <w:pStyle w:val="Heading3"/>
         <w:spacing w:before="100" w:after="80"/>
-      </w:pPr>
-      <w:r>
+        <w:rPr>
+          <w:color w:val="000000" w:themeColor="text1"/>
+        </w:rPr>
+      </w:pPr>
+      <w:r>
+        <w:rPr>
+          <w:color w:val="000000" w:themeColor="text1"/>
+        </w:rPr>
         <w:t>Minor Updates:</w:t>
       </w:r>
     </w:p>
@@ -1587,8 +2206,14 @@
           <w:ilvl w:val="0"/>
           <w:numId w:val="2"/>
         </w:numPr>
-      </w:pPr>
-      <w:r>
+        <w:rPr>
+          <w:color w:val="000000" w:themeColor="text1"/>
+        </w:rPr>
+      </w:pPr>
+      <w:r>
+        <w:rPr>
+          <w:color w:val="000000" w:themeColor="text1"/>
+        </w:rPr>
         <w:t>Updated project README with current progress status</w:t>
       </w:r>
     </w:p>
@@ -1599,8 +2224,14 @@
           <w:ilvl w:val="0"/>
           <w:numId w:val="2"/>
         </w:numPr>
-      </w:pPr>
-      <w:r>
+        <w:rPr>
+          <w:color w:val="000000" w:themeColor="text1"/>
+        </w:rPr>
+      </w:pPr>
+      <w:r>
+        <w:rPr>
+          <w:color w:val="000000" w:themeColor="text1"/>
+        </w:rPr>
         <w:t>Organized downloaded dataset files in proper directory structure</w:t>
       </w:r>
     </w:p>
@@ -1611,8 +2242,14 @@
           <w:ilvl w:val="0"/>
           <w:numId w:val="2"/>
         </w:numPr>
-      </w:pPr>
-      <w:r>
+        <w:rPr>
+          <w:color w:val="000000" w:themeColor="text1"/>
+        </w:rPr>
+      </w:pPr>
+      <w:r>
+        <w:rPr>
+          <w:color w:val="000000" w:themeColor="text1"/>
+        </w:rPr>
         <w:t>Reviewed YOLOv8 documentation for Week 5 implementation</w:t>
       </w:r>
     </w:p>
@@ -1620,16 +2257,28 @@
       <w:pPr>
         <w:pStyle w:val="Heading3"/>
         <w:spacing w:before="120" w:after="80"/>
-      </w:pPr>
-      <w:r>
+        <w:rPr>
+          <w:color w:val="000000" w:themeColor="text1"/>
+        </w:rPr>
+      </w:pPr>
+      <w:r>
+        <w:rPr>
+          <w:color w:val="000000" w:themeColor="text1"/>
+        </w:rPr>
         <w:t>Note:</w:t>
       </w:r>
     </w:p>
     <w:p>
       <w:pPr>
         <w:spacing w:after="400"/>
-      </w:pPr>
-      <w:r>
+        <w:rPr>
+          <w:color w:val="000000" w:themeColor="text1"/>
+        </w:rPr>
+      </w:pPr>
+      <w:r>
+        <w:rPr>
+          <w:color w:val="000000" w:themeColor="text1"/>
+        </w:rPr>
         <w:t>Detailed project work will resume in Week 5 after completing supervised learning module, which is essential for understanding object detection algorithms.</w:t>
       </w:r>
     </w:p>
@@ -1637,8 +2286,15 @@
       <w:pPr>
         <w:pStyle w:val="Heading1"/>
         <w:spacing w:before="300" w:after="200"/>
-      </w:pPr>
-      <w:r>
+        <w:rPr>
+          <w:color w:val="000000" w:themeColor="text1"/>
+        </w:rPr>
+      </w:pPr>
+      <w:r>
+        <w:rPr>
+          <w:color w:val="000000" w:themeColor="text1"/>
+        </w:rPr>
+        <w:lastRenderedPageBreak/>
         <w:t>Plans for next week:</w:t>
       </w:r>
     </w:p>
@@ -1646,8 +2302,14 @@
       <w:pPr>
         <w:pStyle w:val="Heading2"/>
         <w:spacing w:before="150" w:after="80"/>
-      </w:pPr>
-      <w:r>
+        <w:rPr>
+          <w:color w:val="000000" w:themeColor="text1"/>
+        </w:rPr>
+      </w:pPr>
+      <w:r>
+        <w:rPr>
+          <w:color w:val="000000" w:themeColor="text1"/>
+        </w:rPr>
         <w:t>1. Complete Week 5 Microsoft Elevate Modules</w:t>
       </w:r>
     </w:p>
@@ -1658,8 +2320,14 @@
           <w:ilvl w:val="0"/>
           <w:numId w:val="2"/>
         </w:numPr>
-      </w:pPr>
-      <w:r>
+        <w:rPr>
+          <w:color w:val="000000" w:themeColor="text1"/>
+        </w:rPr>
+      </w:pPr>
+      <w:r>
+        <w:rPr>
+          <w:color w:val="000000" w:themeColor="text1"/>
+        </w:rPr>
         <w:t>Attend "Supervised Learning" session (Feb 20)</w:t>
       </w:r>
     </w:p>
@@ -1670,8 +2338,14 @@
           <w:ilvl w:val="0"/>
           <w:numId w:val="2"/>
         </w:numPr>
-      </w:pPr>
-      <w:r>
+        <w:rPr>
+          <w:color w:val="000000" w:themeColor="text1"/>
+        </w:rPr>
+      </w:pPr>
+      <w:r>
+        <w:rPr>
+          <w:color w:val="000000" w:themeColor="text1"/>
+        </w:rPr>
         <w:t>Participate in "Unsupervised Learning" session (Feb 23)</w:t>
       </w:r>
     </w:p>
@@ -1682,8 +2356,14 @@
           <w:ilvl w:val="0"/>
           <w:numId w:val="2"/>
         </w:numPr>
-      </w:pPr>
-      <w:r>
+        <w:rPr>
+          <w:color w:val="000000" w:themeColor="text1"/>
+        </w:rPr>
+      </w:pPr>
+      <w:r>
+        <w:rPr>
+          <w:color w:val="000000" w:themeColor="text1"/>
+        </w:rPr>
         <w:t>Learn about "Reinforcement Learning" (Feb 25)</w:t>
       </w:r>
     </w:p>
@@ -1694,22 +2374,37 @@
           <w:ilvl w:val="0"/>
           <w:numId w:val="2"/>
         </w:numPr>
-      </w:pPr>
-      <w:r>
+        <w:rPr>
+          <w:color w:val="000000" w:themeColor="text1"/>
+        </w:rPr>
+      </w:pPr>
+      <w:r>
+        <w:rPr>
+          <w:color w:val="000000" w:themeColor="text1"/>
+        </w:rPr>
         <w:t>Practice ML algorithms using scikit-learn</w:t>
       </w:r>
     </w:p>
     <w:p>
       <w:pPr>
         <w:spacing w:after="120"/>
+        <w:rPr>
+          <w:color w:val="000000" w:themeColor="text1"/>
+        </w:rPr>
       </w:pPr>
     </w:p>
     <w:p>
       <w:pPr>
         <w:pStyle w:val="Heading2"/>
         <w:spacing w:before="150" w:after="80"/>
-      </w:pPr>
-      <w:r>
+        <w:rPr>
+          <w:color w:val="000000" w:themeColor="text1"/>
+        </w:rPr>
+      </w:pPr>
+      <w:r>
+        <w:rPr>
+          <w:color w:val="000000" w:themeColor="text1"/>
+        </w:rPr>
         <w:t>2. Machine Learning Hands-on Practice</w:t>
       </w:r>
     </w:p>
@@ -1720,8 +2415,14 @@
           <w:ilvl w:val="0"/>
           <w:numId w:val="2"/>
         </w:numPr>
-      </w:pPr>
-      <w:r>
+        <w:rPr>
+          <w:color w:val="000000" w:themeColor="text1"/>
+        </w:rPr>
+      </w:pPr>
+      <w:r>
+        <w:rPr>
+          <w:color w:val="000000" w:themeColor="text1"/>
+        </w:rPr>
         <w:t>Complete supervised learning exercises (Linear Regression, Classification)</w:t>
       </w:r>
     </w:p>
@@ -1732,8 +2433,14 @@
           <w:ilvl w:val="0"/>
           <w:numId w:val="2"/>
         </w:numPr>
-      </w:pPr>
-      <w:r>
+        <w:rPr>
+          <w:color w:val="000000" w:themeColor="text1"/>
+        </w:rPr>
+      </w:pPr>
+      <w:r>
+        <w:rPr>
+          <w:color w:val="000000" w:themeColor="text1"/>
+        </w:rPr>
         <w:t>Practice model training and evaluation</w:t>
       </w:r>
     </w:p>
@@ -1744,8 +2451,14 @@
           <w:ilvl w:val="0"/>
           <w:numId w:val="2"/>
         </w:numPr>
-      </w:pPr>
-      <w:r>
+        <w:rPr>
+          <w:color w:val="000000" w:themeColor="text1"/>
+        </w:rPr>
+      </w:pPr>
+      <w:r>
+        <w:rPr>
+          <w:color w:val="000000" w:themeColor="text1"/>
+        </w:rPr>
         <w:t>Learn train-test split and cross-validation</w:t>
       </w:r>
     </w:p>
@@ -1756,22 +2469,37 @@
           <w:ilvl w:val="0"/>
           <w:numId w:val="2"/>
         </w:numPr>
-      </w:pPr>
-      <w:r>
+        <w:rPr>
+          <w:color w:val="000000" w:themeColor="text1"/>
+        </w:rPr>
+      </w:pPr>
+      <w:r>
+        <w:rPr>
+          <w:color w:val="000000" w:themeColor="text1"/>
+        </w:rPr>
         <w:t>Work with sample datasets from scikit-learn</w:t>
       </w:r>
     </w:p>
     <w:p>
       <w:pPr>
         <w:spacing w:after="120"/>
+        <w:rPr>
+          <w:color w:val="000000" w:themeColor="text1"/>
+        </w:rPr>
       </w:pPr>
     </w:p>
     <w:p>
       <w:pPr>
         <w:pStyle w:val="Heading2"/>
         <w:spacing w:before="150" w:after="80"/>
-      </w:pPr>
-      <w:r>
+        <w:rPr>
+          <w:color w:val="000000" w:themeColor="text1"/>
+        </w:rPr>
+      </w:pPr>
+      <w:r>
+        <w:rPr>
+          <w:color w:val="000000" w:themeColor="text1"/>
+        </w:rPr>
         <w:t>3. Prepare for Deep Learning Module</w:t>
       </w:r>
     </w:p>
@@ -1782,8 +2510,14 @@
           <w:ilvl w:val="0"/>
           <w:numId w:val="2"/>
         </w:numPr>
-      </w:pPr>
-      <w:r>
+        <w:rPr>
+          <w:color w:val="000000" w:themeColor="text1"/>
+        </w:rPr>
+      </w:pPr>
+      <w:r>
+        <w:rPr>
+          <w:color w:val="000000" w:themeColor="text1"/>
+        </w:rPr>
         <w:t>Review neural network fundamentals</w:t>
       </w:r>
     </w:p>
@@ -1794,16 +2528,28 @@
           <w:ilvl w:val="0"/>
           <w:numId w:val="2"/>
         </w:numPr>
-      </w:pPr>
-      <w:r>
+        <w:rPr>
+          <w:color w:val="000000" w:themeColor="text1"/>
+        </w:rPr>
+      </w:pPr>
+      <w:r>
+        <w:rPr>
+          <w:color w:val="000000" w:themeColor="text1"/>
+        </w:rPr>
         <w:t xml:space="preserve">Install TensorFlow and </w:t>
       </w:r>
       <w:proofErr w:type="spellStart"/>
       <w:r>
+        <w:rPr>
+          <w:color w:val="000000" w:themeColor="text1"/>
+        </w:rPr>
         <w:t>Keras</w:t>
       </w:r>
       <w:proofErr w:type="spellEnd"/>
       <w:r>
+        <w:rPr>
+          <w:color w:val="000000" w:themeColor="text1"/>
+        </w:rPr>
         <w:t xml:space="preserve"> libraries</w:t>
       </w:r>
     </w:p>
@@ -1814,8 +2560,14 @@
           <w:ilvl w:val="0"/>
           <w:numId w:val="2"/>
         </w:numPr>
-      </w:pPr>
-      <w:r>
+        <w:rPr>
+          <w:color w:val="000000" w:themeColor="text1"/>
+        </w:rPr>
+      </w:pPr>
+      <w:r>
+        <w:rPr>
+          <w:color w:val="000000" w:themeColor="text1"/>
+        </w:rPr>
         <w:t>Study basic concepts: layers, activation functions, backpropagation</w:t>
       </w:r>
     </w:p>
@@ -1826,22 +2578,37 @@
           <w:ilvl w:val="0"/>
           <w:numId w:val="2"/>
         </w:numPr>
-      </w:pPr>
-      <w:r>
+        <w:rPr>
+          <w:color w:val="000000" w:themeColor="text1"/>
+        </w:rPr>
+      </w:pPr>
+      <w:r>
+        <w:rPr>
+          <w:color w:val="000000" w:themeColor="text1"/>
+        </w:rPr>
         <w:t>Prepare questions for Week 6 Deep Learning sessions</w:t>
       </w:r>
     </w:p>
     <w:p>
       <w:pPr>
         <w:spacing w:after="120"/>
+        <w:rPr>
+          <w:color w:val="000000" w:themeColor="text1"/>
+        </w:rPr>
       </w:pPr>
     </w:p>
     <w:p>
       <w:pPr>
         <w:pStyle w:val="Heading2"/>
         <w:spacing w:before="150" w:after="80"/>
-      </w:pPr>
-      <w:r>
+        <w:rPr>
+          <w:color w:val="000000" w:themeColor="text1"/>
+        </w:rPr>
+      </w:pPr>
+      <w:r>
+        <w:rPr>
+          <w:color w:val="000000" w:themeColor="text1"/>
+        </w:rPr>
         <w:t>4. Continue Learning GitHub and Version Control</w:t>
       </w:r>
     </w:p>
@@ -1852,8 +2619,14 @@
           <w:ilvl w:val="0"/>
           <w:numId w:val="2"/>
         </w:numPr>
-      </w:pPr>
-      <w:r>
+        <w:rPr>
+          <w:color w:val="000000" w:themeColor="text1"/>
+        </w:rPr>
+      </w:pPr>
+      <w:r>
+        <w:rPr>
+          <w:color w:val="000000" w:themeColor="text1"/>
+        </w:rPr>
         <w:t>Complete GitHub basics tutorial</w:t>
       </w:r>
     </w:p>
@@ -1864,8 +2637,14 @@
           <w:ilvl w:val="0"/>
           <w:numId w:val="2"/>
         </w:numPr>
-      </w:pPr>
-      <w:r>
+        <w:rPr>
+          <w:color w:val="000000" w:themeColor="text1"/>
+        </w:rPr>
+      </w:pPr>
+      <w:r>
+        <w:rPr>
+          <w:color w:val="000000" w:themeColor="text1"/>
+        </w:rPr>
         <w:t>Learn git commands: commit, push, pull, branch</w:t>
       </w:r>
     </w:p>
@@ -1876,8 +2655,14 @@
           <w:ilvl w:val="0"/>
           <w:numId w:val="2"/>
         </w:numPr>
-      </w:pPr>
-      <w:r>
+        <w:rPr>
+          <w:color w:val="000000" w:themeColor="text1"/>
+        </w:rPr>
+      </w:pPr>
+      <w:r>
+        <w:rPr>
+          <w:color w:val="000000" w:themeColor="text1"/>
+        </w:rPr>
         <w:t>Practice creating and managing repository</w:t>
       </w:r>
     </w:p>
@@ -1888,48 +2673,73 @@
           <w:ilvl w:val="0"/>
           <w:numId w:val="2"/>
         </w:numPr>
-      </w:pPr>
-      <w:r>
+        <w:rPr>
+          <w:color w:val="000000" w:themeColor="text1"/>
+        </w:rPr>
+      </w:pPr>
+      <w:r>
+        <w:rPr>
+          <w:color w:val="000000" w:themeColor="text1"/>
+        </w:rPr>
         <w:t>Prepare project repository structure for Week 6</w:t>
       </w:r>
     </w:p>
     <w:p>
       <w:pPr>
         <w:spacing w:after="400"/>
+        <w:rPr>
+          <w:color w:val="000000" w:themeColor="text1"/>
+        </w:rPr>
       </w:pPr>
     </w:p>
     <w:p>
       <w:pPr>
         <w:spacing w:before="200" w:after="240"/>
+        <w:rPr>
+          <w:color w:val="000000" w:themeColor="text1"/>
+        </w:rPr>
       </w:pPr>
       <w:r>
         <w:rPr>
           <w:b/>
           <w:bCs/>
-        </w:rPr>
-        <w:lastRenderedPageBreak/>
+          <w:color w:val="000000" w:themeColor="text1"/>
+        </w:rPr>
         <w:t xml:space="preserve">Total Working Hours: </w:t>
       </w:r>
       <w:r>
+        <w:rPr>
+          <w:color w:val="000000" w:themeColor="text1"/>
+        </w:rPr>
         <w:t>30 hours</w:t>
       </w:r>
     </w:p>
     <w:p>
       <w:pPr>
         <w:spacing w:after="400"/>
-      </w:pPr>
-      <w:r>
+        <w:rPr>
+          <w:color w:val="000000" w:themeColor="text1"/>
+        </w:rPr>
+      </w:pPr>
+      <w:r>
+        <w:rPr>
+          <w:color w:val="000000" w:themeColor="text1"/>
+        </w:rPr>
         <w:t>Signature of Student: _____________________</w:t>
       </w:r>
     </w:p>
     <w:p>
       <w:pPr>
         <w:spacing w:before="200" w:after="120"/>
+        <w:rPr>
+          <w:color w:val="000000" w:themeColor="text1"/>
+        </w:rPr>
       </w:pPr>
       <w:r>
         <w:rPr>
           <w:b/>
           <w:bCs/>
+          <w:color w:val="000000" w:themeColor="text1"/>
         </w:rPr>
         <w:t>The above entries are correct, and the grading of work done by Trainee is:</w:t>
       </w:r>
@@ -1963,12 +2773,6 @@
         <w:tc>
           <w:tcPr>
             <w:tcW w:w="1560" w:type="dxa"/>
-            <w:tcBorders>
-              <w:top w:val="single" w:sz="1" w:space="0" w:color="000000"/>
-              <w:left w:val="single" w:sz="1" w:space="0" w:color="000000"/>
-              <w:bottom w:val="single" w:sz="1" w:space="0" w:color="000000"/>
-              <w:right w:val="single" w:sz="1" w:space="0" w:color="000000"/>
-            </w:tcBorders>
             <w:shd w:val="clear" w:color="auto" w:fill="D5E8F0"/>
             <w:tcMar>
               <w:top w:w="100" w:type="dxa"/>
@@ -1980,11 +2784,15 @@
           <w:p>
             <w:pPr>
               <w:jc w:val="center"/>
+              <w:rPr>
+                <w:color w:val="000000" w:themeColor="text1"/>
+              </w:rPr>
             </w:pPr>
             <w:r>
               <w:rPr>
                 <w:b/>
                 <w:bCs/>
+                <w:color w:val="000000" w:themeColor="text1"/>
               </w:rPr>
               <w:t>Excellent</w:t>
             </w:r>
@@ -1993,12 +2801,6 @@
         <w:tc>
           <w:tcPr>
             <w:tcW w:w="1560" w:type="dxa"/>
-            <w:tcBorders>
-              <w:top w:val="single" w:sz="1" w:space="0" w:color="000000"/>
-              <w:left w:val="single" w:sz="1" w:space="0" w:color="000000"/>
-              <w:bottom w:val="single" w:sz="1" w:space="0" w:color="000000"/>
-              <w:right w:val="single" w:sz="1" w:space="0" w:color="000000"/>
-            </w:tcBorders>
             <w:shd w:val="clear" w:color="auto" w:fill="D5E8F0"/>
             <w:tcMar>
               <w:top w:w="100" w:type="dxa"/>
@@ -2010,11 +2812,15 @@
           <w:p>
             <w:pPr>
               <w:jc w:val="center"/>
+              <w:rPr>
+                <w:color w:val="000000" w:themeColor="text1"/>
+              </w:rPr>
             </w:pPr>
             <w:r>
               <w:rPr>
                 <w:b/>
                 <w:bCs/>
+                <w:color w:val="000000" w:themeColor="text1"/>
               </w:rPr>
               <w:t>Very Good</w:t>
             </w:r>
@@ -2023,12 +2829,6 @@
         <w:tc>
           <w:tcPr>
             <w:tcW w:w="1560" w:type="dxa"/>
-            <w:tcBorders>
-              <w:top w:val="single" w:sz="1" w:space="0" w:color="000000"/>
-              <w:left w:val="single" w:sz="1" w:space="0" w:color="000000"/>
-              <w:bottom w:val="single" w:sz="1" w:space="0" w:color="000000"/>
-              <w:right w:val="single" w:sz="1" w:space="0" w:color="000000"/>
-            </w:tcBorders>
             <w:shd w:val="clear" w:color="auto" w:fill="D5E8F0"/>
             <w:tcMar>
               <w:top w:w="100" w:type="dxa"/>
@@ -2040,11 +2840,15 @@
           <w:p>
             <w:pPr>
               <w:jc w:val="center"/>
+              <w:rPr>
+                <w:color w:val="000000" w:themeColor="text1"/>
+              </w:rPr>
             </w:pPr>
             <w:r>
               <w:rPr>
                 <w:b/>
                 <w:bCs/>
+                <w:color w:val="000000" w:themeColor="text1"/>
               </w:rPr>
               <w:t>Good</w:t>
             </w:r>
@@ -2053,12 +2857,6 @@
         <w:tc>
           <w:tcPr>
             <w:tcW w:w="1560" w:type="dxa"/>
-            <w:tcBorders>
-              <w:top w:val="single" w:sz="1" w:space="0" w:color="000000"/>
-              <w:left w:val="single" w:sz="1" w:space="0" w:color="000000"/>
-              <w:bottom w:val="single" w:sz="1" w:space="0" w:color="000000"/>
-              <w:right w:val="single" w:sz="1" w:space="0" w:color="000000"/>
-            </w:tcBorders>
             <w:shd w:val="clear" w:color="auto" w:fill="D5E8F0"/>
             <w:tcMar>
               <w:top w:w="100" w:type="dxa"/>
@@ -2070,11 +2868,15 @@
           <w:p>
             <w:pPr>
               <w:jc w:val="center"/>
+              <w:rPr>
+                <w:color w:val="000000" w:themeColor="text1"/>
+              </w:rPr>
             </w:pPr>
             <w:r>
               <w:rPr>
                 <w:b/>
                 <w:bCs/>
+                <w:color w:val="000000" w:themeColor="text1"/>
               </w:rPr>
               <w:t>Fair</w:t>
             </w:r>
@@ -2083,12 +2885,6 @@
         <w:tc>
           <w:tcPr>
             <w:tcW w:w="1560" w:type="dxa"/>
-            <w:tcBorders>
-              <w:top w:val="single" w:sz="1" w:space="0" w:color="000000"/>
-              <w:left w:val="single" w:sz="1" w:space="0" w:color="000000"/>
-              <w:bottom w:val="single" w:sz="1" w:space="0" w:color="000000"/>
-              <w:right w:val="single" w:sz="1" w:space="0" w:color="000000"/>
-            </w:tcBorders>
             <w:shd w:val="clear" w:color="auto" w:fill="D5E8F0"/>
             <w:tcMar>
               <w:top w:w="100" w:type="dxa"/>
@@ -2100,11 +2896,15 @@
           <w:p>
             <w:pPr>
               <w:jc w:val="center"/>
+              <w:rPr>
+                <w:color w:val="000000" w:themeColor="text1"/>
+              </w:rPr>
             </w:pPr>
             <w:r>
               <w:rPr>
                 <w:b/>
                 <w:bCs/>
+                <w:color w:val="000000" w:themeColor="text1"/>
               </w:rPr>
               <w:t>Below Average</w:t>
             </w:r>
@@ -2113,12 +2913,6 @@
         <w:tc>
           <w:tcPr>
             <w:tcW w:w="1560" w:type="dxa"/>
-            <w:tcBorders>
-              <w:top w:val="single" w:sz="1" w:space="0" w:color="000000"/>
-              <w:left w:val="single" w:sz="1" w:space="0" w:color="000000"/>
-              <w:bottom w:val="single" w:sz="1" w:space="0" w:color="000000"/>
-              <w:right w:val="single" w:sz="1" w:space="0" w:color="000000"/>
-            </w:tcBorders>
             <w:shd w:val="clear" w:color="auto" w:fill="D5E8F0"/>
             <w:tcMar>
               <w:top w:w="100" w:type="dxa"/>
@@ -2130,11 +2924,15 @@
           <w:p>
             <w:pPr>
               <w:jc w:val="center"/>
+              <w:rPr>
+                <w:color w:val="000000" w:themeColor="text1"/>
+              </w:rPr>
             </w:pPr>
             <w:r>
               <w:rPr>
                 <w:b/>
                 <w:bCs/>
+                <w:color w:val="000000" w:themeColor="text1"/>
               </w:rPr>
               <w:t>Poor</w:t>
             </w:r>
@@ -2145,12 +2943,6 @@
         <w:tc>
           <w:tcPr>
             <w:tcW w:w="1560" w:type="dxa"/>
-            <w:tcBorders>
-              <w:top w:val="single" w:sz="1" w:space="0" w:color="000000"/>
-              <w:left w:val="single" w:sz="1" w:space="0" w:color="000000"/>
-              <w:bottom w:val="single" w:sz="1" w:space="0" w:color="000000"/>
-              <w:right w:val="single" w:sz="1" w:space="0" w:color="000000"/>
-            </w:tcBorders>
             <w:tcMar>
               <w:top w:w="100" w:type="dxa"/>
               <w:left w:w="120" w:type="dxa"/>
@@ -2161,8 +2953,14 @@
           <w:p>
             <w:pPr>
               <w:jc w:val="center"/>
+              <w:rPr>
+                <w:color w:val="000000" w:themeColor="text1"/>
+              </w:rPr>
             </w:pPr>
             <w:r>
+              <w:rPr>
+                <w:color w:val="000000" w:themeColor="text1"/>
+              </w:rPr>
               <w:t>☐</w:t>
             </w:r>
           </w:p>
@@ -2170,12 +2968,6 @@
         <w:tc>
           <w:tcPr>
             <w:tcW w:w="1560" w:type="dxa"/>
-            <w:tcBorders>
-              <w:top w:val="single" w:sz="1" w:space="0" w:color="000000"/>
-              <w:left w:val="single" w:sz="1" w:space="0" w:color="000000"/>
-              <w:bottom w:val="single" w:sz="1" w:space="0" w:color="000000"/>
-              <w:right w:val="single" w:sz="1" w:space="0" w:color="000000"/>
-            </w:tcBorders>
             <w:tcMar>
               <w:top w:w="100" w:type="dxa"/>
               <w:left w:w="120" w:type="dxa"/>
@@ -2186,8 +2978,14 @@
           <w:p>
             <w:pPr>
               <w:jc w:val="center"/>
+              <w:rPr>
+                <w:color w:val="000000" w:themeColor="text1"/>
+              </w:rPr>
             </w:pPr>
             <w:r>
+              <w:rPr>
+                <w:color w:val="000000" w:themeColor="text1"/>
+              </w:rPr>
               <w:t>☐</w:t>
             </w:r>
           </w:p>
@@ -2195,12 +2993,6 @@
         <w:tc>
           <w:tcPr>
             <w:tcW w:w="1560" w:type="dxa"/>
-            <w:tcBorders>
-              <w:top w:val="single" w:sz="1" w:space="0" w:color="000000"/>
-              <w:left w:val="single" w:sz="1" w:space="0" w:color="000000"/>
-              <w:bottom w:val="single" w:sz="1" w:space="0" w:color="000000"/>
-              <w:right w:val="single" w:sz="1" w:space="0" w:color="000000"/>
-            </w:tcBorders>
             <w:tcMar>
               <w:top w:w="100" w:type="dxa"/>
               <w:left w:w="120" w:type="dxa"/>
@@ -2211,8 +3003,14 @@
           <w:p>
             <w:pPr>
               <w:jc w:val="center"/>
+              <w:rPr>
+                <w:color w:val="000000" w:themeColor="text1"/>
+              </w:rPr>
             </w:pPr>
             <w:r>
+              <w:rPr>
+                <w:color w:val="000000" w:themeColor="text1"/>
+              </w:rPr>
               <w:t>☐</w:t>
             </w:r>
           </w:p>
@@ -2220,12 +3018,6 @@
         <w:tc>
           <w:tcPr>
             <w:tcW w:w="1560" w:type="dxa"/>
-            <w:tcBorders>
-              <w:top w:val="single" w:sz="1" w:space="0" w:color="000000"/>
-              <w:left w:val="single" w:sz="1" w:space="0" w:color="000000"/>
-              <w:bottom w:val="single" w:sz="1" w:space="0" w:color="000000"/>
-              <w:right w:val="single" w:sz="1" w:space="0" w:color="000000"/>
-            </w:tcBorders>
             <w:tcMar>
               <w:top w:w="100" w:type="dxa"/>
               <w:left w:w="120" w:type="dxa"/>
@@ -2236,8 +3028,14 @@
           <w:p>
             <w:pPr>
               <w:jc w:val="center"/>
+              <w:rPr>
+                <w:color w:val="000000" w:themeColor="text1"/>
+              </w:rPr>
             </w:pPr>
             <w:r>
+              <w:rPr>
+                <w:color w:val="000000" w:themeColor="text1"/>
+              </w:rPr>
               <w:t>☐</w:t>
             </w:r>
           </w:p>
@@ -2245,12 +3043,6 @@
         <w:tc>
           <w:tcPr>
             <w:tcW w:w="1560" w:type="dxa"/>
-            <w:tcBorders>
-              <w:top w:val="single" w:sz="1" w:space="0" w:color="000000"/>
-              <w:left w:val="single" w:sz="1" w:space="0" w:color="000000"/>
-              <w:bottom w:val="single" w:sz="1" w:space="0" w:color="000000"/>
-              <w:right w:val="single" w:sz="1" w:space="0" w:color="000000"/>
-            </w:tcBorders>
             <w:tcMar>
               <w:top w:w="100" w:type="dxa"/>
               <w:left w:w="120" w:type="dxa"/>
@@ -2261,8 +3053,14 @@
           <w:p>
             <w:pPr>
               <w:jc w:val="center"/>
+              <w:rPr>
+                <w:color w:val="000000" w:themeColor="text1"/>
+              </w:rPr>
             </w:pPr>
             <w:r>
+              <w:rPr>
+                <w:color w:val="000000" w:themeColor="text1"/>
+              </w:rPr>
               <w:t>☐</w:t>
             </w:r>
           </w:p>
@@ -2270,12 +3068,6 @@
         <w:tc>
           <w:tcPr>
             <w:tcW w:w="1560" w:type="dxa"/>
-            <w:tcBorders>
-              <w:top w:val="single" w:sz="1" w:space="0" w:color="000000"/>
-              <w:left w:val="single" w:sz="1" w:space="0" w:color="000000"/>
-              <w:bottom w:val="single" w:sz="1" w:space="0" w:color="000000"/>
-              <w:right w:val="single" w:sz="1" w:space="0" w:color="000000"/>
-            </w:tcBorders>
             <w:tcMar>
               <w:top w:w="100" w:type="dxa"/>
               <w:left w:w="120" w:type="dxa"/>
@@ -2286,8 +3078,14 @@
           <w:p>
             <w:pPr>
               <w:jc w:val="center"/>
+              <w:rPr>
+                <w:color w:val="000000" w:themeColor="text1"/>
+              </w:rPr>
             </w:pPr>
             <w:r>
+              <w:rPr>
+                <w:color w:val="000000" w:themeColor="text1"/>
+              </w:rPr>
               <w:t>☐</w:t>
             </w:r>
           </w:p>
@@ -2297,26 +3095,48 @@
     <w:p>
       <w:pPr>
         <w:spacing w:after="300"/>
+        <w:rPr>
+          <w:color w:val="000000" w:themeColor="text1"/>
+        </w:rPr>
       </w:pPr>
     </w:p>
     <w:p>
       <w:pPr>
         <w:spacing w:after="120"/>
-      </w:pPr>
-      <w:r>
+        <w:rPr>
+          <w:color w:val="000000" w:themeColor="text1"/>
+        </w:rPr>
+      </w:pPr>
+      <w:r>
+        <w:rPr>
+          <w:color w:val="000000" w:themeColor="text1"/>
+        </w:rPr>
         <w:t xml:space="preserve">Signature of External Guide with Company Seal: </w:t>
       </w:r>
     </w:p>
     <w:p>
       <w:pPr>
         <w:spacing w:after="240"/>
-      </w:pPr>
-      <w:r>
-        <w:t>Date: ___________</w:t>
+        <w:rPr>
+          <w:color w:val="000000" w:themeColor="text1"/>
+        </w:rPr>
+      </w:pPr>
+      <w:r>
+        <w:rPr>
+          <w:color w:val="000000" w:themeColor="text1"/>
+        </w:rPr>
+        <w:t xml:space="preserve">Date: </w:t>
+      </w:r>
+      <w:r>
+        <w:rPr>
+          <w:color w:val="000000" w:themeColor="text1"/>
+        </w:rPr>
+        <w:t>28/01/2026</w:t>
       </w:r>
       <w:r>
         <w:rPr>
           <w:noProof/>
+          <w:color w:val="000000" w:themeColor="text1"/>
         </w:rPr>
         <w:drawing>
           <wp:inline distT="0" distB="0" distL="0" distR="0" wp14:anchorId="722DE5FB" wp14:editId="65DCD3EE">
@@ -2364,18 +3184,38 @@
     <w:p>
       <w:pPr>
         <w:spacing w:after="120"/>
-      </w:pPr>
-      <w:r>
+        <w:rPr>
+          <w:color w:val="000000" w:themeColor="text1"/>
+        </w:rPr>
+      </w:pPr>
+      <w:r>
+        <w:rPr>
+          <w:color w:val="000000" w:themeColor="text1"/>
+        </w:rPr>
         <w:t>Signature of Internal Guide: _____________________</w:t>
       </w:r>
     </w:p>
     <w:p>
-      <w:r>
-        <w:t>Date: ___________</w:t>
+      <w:pPr>
+        <w:rPr>
+          <w:color w:val="000000" w:themeColor="text1"/>
+        </w:rPr>
+      </w:pPr>
+      <w:r>
+        <w:rPr>
+          <w:color w:val="000000" w:themeColor="text1"/>
+        </w:rPr>
+        <w:t xml:space="preserve">Date: </w:t>
+      </w:r>
+      <w:r>
+        <w:rPr>
+          <w:color w:val="000000" w:themeColor="text1"/>
+        </w:rPr>
+        <w:t>28/01/2026</w:t>
       </w:r>
     </w:p>
     <w:sectPr>
-      <w:pgSz w:w="12240" w:h="15840"/>
+      <w:pgSz w:w="11906" w:h="16838" w:code="9"/>
       <w:pgMar w:top="1440" w:right="1440" w:bottom="1440" w:left="1440" w:header="708" w:footer="708" w:gutter="0"/>
       <w:cols w:space="720"/>
       <w:docGrid w:linePitch="360"/>
